--- a/geauxplans-backend/data/templates/ClientWillAttestation.docx
+++ b/geauxplans-backend/data/templates/ClientWillAttestation.docx
@@ -7749,14 +7749,24 @@
       <w:r>
         <w:t xml:space="preserve">This Last Will and Testament, containing </w:t>
       </w:r>
-      <w:fldSimple w:instr=" SECTIONPAGES  \* CardText  \* MERGEFORMAT ">
-        <w:r>
-          <w:rPr>
-            <w:noProof/>
-          </w:rPr>
-          <w:t>six</w:t>
-        </w:r>
-      </w:fldSimple>
+      <w:r>
+        <w:fldChar w:fldCharType="begin"/>
+      </w:r>
+      <w:r>
+        <w:instrText xml:space="preserve"> SECTIONPAGES  \* CardText  \* MERGEFORMAT </w:instrText>
+      </w:r>
+      <w:r>
+        <w:fldChar w:fldCharType="separate"/>
+      </w:r>
+      <w:r>
+        <w:rPr>
+          <w:noProof/>
+        </w:rPr>
+        <w:t>six</w:t>
+      </w:r>
+      <w:r>
+        <w:fldChar w:fldCharType="end"/>
+      </w:r>
       <w:r>
         <w:rPr>
           <w:bCs/>
